--- a/src/Tests/Inputs/brochures/03/input.docx
+++ b/src/Tests/Inputs/brochures/03/input.docx
@@ -1,6 +1,6 @@
 
 <file path=word/document.xml><?xml version="1.0" encoding="utf-8"?>
-<w:document xmlns:wpc="http://schemas.microsoft.com/office/word/2010/wordprocessingCanvas" xmlns:cx="http://schemas.microsoft.com/office/drawing/2014/chartex" xmlns:cx1="http://schemas.microsoft.com/office/drawing/2015/9/8/chartex" xmlns:cx2="http://schemas.microsoft.com/office/drawing/2015/10/21/chartex" xmlns:cx3="http://schemas.microsoft.com/office/drawing/2016/5/9/chartex" xmlns:cx4="http://schemas.microsoft.com/office/drawing/2016/5/10/chartex" xmlns:cx5="http://schemas.microsoft.com/office/drawing/2016/5/11/chartex" xmlns:cx6="http://schemas.microsoft.com/office/drawing/2016/5/12/chartex" xmlns:cx7="http://schemas.microsoft.com/office/drawing/2016/5/13/chartex" xmlns:cx8="http://schemas.microsoft.com/office/drawing/2016/5/14/chartex" xmlns:mc="http://schemas.openxmlformats.org/markup-compatibility/2006" xmlns:aink="http://schemas.microsoft.com/office/drawing/2016/ink" xmlns:am3d="http://schemas.microsoft.com/office/drawing/2017/model3d" xmlns:o="urn:schemas-microsoft-com:office:office" xmlns:oel="http://schemas.microsoft.com/office/2019/extlst" xmlns:r="http://schemas.openxmlformats.org/officeDocument/2006/relationships" xmlns:m="http://schemas.openxmlformats.org/officeDocument/2006/math" xmlns:v="urn:schemas-microsoft-com:vml" xmlns:wp14="http://schemas.microsoft.com/office/word/2010/wordprocessingDrawing" xmlns:wp="http://schemas.openxmlformats.org/drawingml/2006/wordprocessingDrawing" xmlns:w10="urn:schemas-microsoft-com:office:word" xmlns:w="http://schemas.openxmlformats.org/wordprocessingml/2006/main" xmlns:w14="http://schemas.microsoft.com/office/word/2010/wordml" xmlns:w15="http://schemas.microsoft.com/office/word/2012/wordml" xmlns:w16cex="http://schemas.microsoft.com/office/word/2018/wordml/cex" xmlns:w16cid="http://schemas.microsoft.com/office/word/2016/wordml/cid" xmlns:w16="http://schemas.microsoft.com/office/word/2018/wordml" xmlns:w16du="http://schemas.microsoft.com/office/word/2023/wordml/word16du" xmlns:w16sdtdh="http://schemas.microsoft.com/office/word/2020/wordml/sdtdatahash" xmlns:w16sdtfl="http://schemas.microsoft.com/office/word/2024/wordml/sdtformatlock" xmlns:w16se="http://schemas.microsoft.com/office/word/2015/wordml/symex" xmlns:wpg="http://schemas.microsoft.com/office/word/2010/wordprocessingGroup" xmlns:wpi="http://schemas.microsoft.com/office/word/2010/wordprocessingInk" xmlns:wne="http://schemas.microsoft.com/office/word/2006/wordml" xmlns:wps="http://schemas.microsoft.com/office/word/2010/wordprocessingShape" mc:Ignorable="w14 w15 w16se w16cid w16 w16cex w16sdtdh w16sdtfl w16du wp14">
+<w:document xmlns:a="http://schemas.openxmlformats.org/drawingml/2006/main" xmlns:a16="http://schemas.microsoft.com/office/drawing/2014/main" xmlns:adec="http://schemas.microsoft.com/office/drawing/2017/decorative" xmlns:pic="http://schemas.openxmlformats.org/drawingml/2006/picture" xmlns:a14="http://schemas.microsoft.com/office/drawing/2010/main" xmlns:asvg="http://schemas.microsoft.com/office/drawing/2016/SVG/main" xmlns:wpc="http://schemas.microsoft.com/office/word/2010/wordprocessingCanvas" xmlns:cx="http://schemas.microsoft.com/office/drawing/2014/chartex" xmlns:cx1="http://schemas.microsoft.com/office/drawing/2015/9/8/chartex" xmlns:cx2="http://schemas.microsoft.com/office/drawing/2015/10/21/chartex" xmlns:cx3="http://schemas.microsoft.com/office/drawing/2016/5/9/chartex" xmlns:cx4="http://schemas.microsoft.com/office/drawing/2016/5/10/chartex" xmlns:cx5="http://schemas.microsoft.com/office/drawing/2016/5/11/chartex" xmlns:cx6="http://schemas.microsoft.com/office/drawing/2016/5/12/chartex" xmlns:cx7="http://schemas.microsoft.com/office/drawing/2016/5/13/chartex" xmlns:cx8="http://schemas.microsoft.com/office/drawing/2016/5/14/chartex" xmlns:mc="http://schemas.openxmlformats.org/markup-compatibility/2006" xmlns:aink="http://schemas.microsoft.com/office/drawing/2016/ink" xmlns:am3d="http://schemas.microsoft.com/office/drawing/2017/model3d" xmlns:o="urn:schemas-microsoft-com:office:office" xmlns:oel="http://schemas.microsoft.com/office/2019/extlst" xmlns:r="http://schemas.openxmlformats.org/officeDocument/2006/relationships" xmlns:m="http://schemas.openxmlformats.org/officeDocument/2006/math" xmlns:v="urn:schemas-microsoft-com:vml" xmlns:wp14="http://schemas.microsoft.com/office/word/2010/wordprocessingDrawing" xmlns:wp="http://schemas.openxmlformats.org/drawingml/2006/wordprocessingDrawing" xmlns:w10="urn:schemas-microsoft-com:office:word" xmlns:w="http://schemas.openxmlformats.org/wordprocessingml/2006/main" xmlns:w14="http://schemas.microsoft.com/office/word/2010/wordml" xmlns:w15="http://schemas.microsoft.com/office/word/2012/wordml" xmlns:w16cex="http://schemas.microsoft.com/office/word/2018/wordml/cex" xmlns:w16cid="http://schemas.microsoft.com/office/word/2016/wordml/cid" xmlns:w16="http://schemas.microsoft.com/office/word/2018/wordml" xmlns:w16du="http://schemas.microsoft.com/office/word/2023/wordml/word16du" xmlns:w16sdtdh="http://schemas.microsoft.com/office/word/2020/wordml/sdtdatahash" xmlns:w16sdtfl="http://schemas.microsoft.com/office/word/2024/wordml/sdtformatlock" xmlns:w16se="http://schemas.microsoft.com/office/word/2015/wordml/symex" xmlns:wpg="http://schemas.microsoft.com/office/word/2010/wordprocessingGroup" xmlns:wpi="http://schemas.microsoft.com/office/word/2010/wordprocessingInk" xmlns:wne="http://schemas.microsoft.com/office/word/2006/wordml" xmlns:wps="http://schemas.microsoft.com/office/word/2010/wordprocessingShape" mc:Ignorable="w14 w15 w16se w16cid w16 w16cex w16sdtdh w16sdtfl w16du wp14">
   <w:background w:color="0A3556" w:themeColor="accent3"/>
   <w:body>
     <w:p>
@@ -16,7 +16,7 @@
         <mc:AlternateContent>
           <mc:Choice Requires="wpg">
             <w:drawing>
-              <wp:anchor distT="0" distB="0" distL="114300" distR="114300" simplePos="0" relativeHeight="251767808" behindDoc="1" locked="1" layoutInCell="1" allowOverlap="1" wp14:anchorId="6AB1B22B" wp14:editId="2500A912">
+              <wp:anchor distT="0" distB="0" distL="114300" distR="114300" simplePos="0" relativeHeight="251767808" behindDoc="1" locked="1" layoutInCell="1" allowOverlap="1" wp14:editId="2500A912" wp14:anchorId="6AB1B22B">
                 <wp:simplePos x="0" y="0"/>
                 <wp:positionH relativeFrom="column">
                   <wp:posOffset>-228600</wp:posOffset>
@@ -705,9 +705,9 @@
           </mc:Choice>
           <mc:Fallback>
             <w:pict>
-              <v:group w14:anchorId="6AB1B22B" id="Group 46" o:spid="_x0000_s1026" alt="&quot;&quot;" style="position:absolute;margin-left:-18pt;margin-top:-14.55pt;width:792.7pt;height:614.15pt;z-index:-251548672;mso-width-relative:margin;mso-height-relative:margin" coordsize="100657,78012" o:gfxdata="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">
+              <v:group id="Group 46" style="position:absolute;margin-left:-18pt;margin-top:-14.55pt;width:792.7pt;height:614.15pt;z-index:-251548672;mso-width-relative:margin;mso-height-relative:margin" alt="&quot;&quot;" coordsize="100657,78012" o:spid="_x0000_s1026" o:gfxdata="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" w14:anchorId="6AB1B22B">
                 <o:lock v:ext="edit" aspectratio="t"/>
-                <v:rect id="Rectangle 977858447" o:spid="_x0000_s1027" style="position:absolute;top:288;width:100584;height:77724;visibility:visible;mso-wrap-style:square;v-text-anchor:middle" o:gfxdata="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" fillcolor="#0a3556 [3206]" stroked="f" strokeweight="1pt">
+                <v:rect id="Rectangle 977858447" style="position:absolute;top:288;width:100584;height:77724;visibility:visible;mso-wrap-style:square;v-text-anchor:middle" o:spid="_x0000_s1027" fillcolor="#0a3556 [3206]" stroked="f" strokeweight="1pt" o:gfxdata="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">
                   <v:textbox>
                     <w:txbxContent>
                       <w:p>
@@ -733,7 +733,7 @@
                     </w:txbxContent>
                   </v:textbox>
                 </v:rect>
-                <v:shapetype id="_x0000_t75" coordsize="21600,21600" o:spt="75" o:preferrelative="t" path="m@4@5l@4@11@9@11@9@5xe" filled="f" stroked="f">
+                <v:shapetype id="_x0000_t75" coordsize="21600,21600" filled="f" stroked="f" o:spt="75" o:preferrelative="t" path="m@4@5l@4@11@9@11@9@5xe">
                   <v:stroke joinstyle="miter"/>
                   <v:formulas>
                     <v:f eqn="if lineDrawn pixelLineWidth 0"/>
@@ -749,50 +749,50 @@
                     <v:f eqn="prod @7 21600 pixelHeight"/>
                     <v:f eqn="sum @10 21600 0"/>
                   </v:formulas>
-                  <v:path o:extrusionok="f" gradientshapeok="t" o:connecttype="rect"/>
+                  <v:path gradientshapeok="t" o:connecttype="rect" o:extrusionok="f"/>
                   <o:lock v:ext="edit" aspectratio="t"/>
                 </v:shapetype>
-                <v:shape id="Graphic 1" o:spid="_x0000_s1028" type="#_x0000_t75" style="position:absolute;left:72215;top:22098;width:21730;height:21730;visibility:visible;mso-wrap-style:square" o:gfxdata="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">
-                  <v:imagedata r:id="rId21" o:title=""/>
+                <v:shape id="Graphic 1" style="position:absolute;left:72215;top:22098;width:21730;height:21730;visibility:visible;mso-wrap-style:square" o:spid="_x0000_s1028" type="#_x0000_t75" o:gfxdata="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">
+                  <v:imagedata o:title="" r:id="rId21"/>
                 </v:shape>
-                <v:shape id="Graphic 43" o:spid="_x0000_s1029" type="#_x0000_t75" style="position:absolute;left:49926;top:115;width:34532;height:21939;visibility:visible;mso-wrap-style:square" coordsize="3453129,2193835" o:gfxdata="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" path="m,l3453129,r,2193835l,2193835,,xe">
-                  <v:imagedata r:id="rId22" o:title="" croptop="23900f"/>
+                <v:shape id="Graphic 43" style="position:absolute;left:49926;top:115;width:34532;height:21939;visibility:visible;mso-wrap-style:square" coordsize="3453129,2193835" o:spid="_x0000_s1029" type="#_x0000_t75" path="m,l3453129,r,2193835l,2193835,,xe" o:gfxdata="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">
+                  <v:imagedata croptop="23900f" o:title="" r:id="rId22"/>
                   <v:formulas/>
-                  <v:path o:extrusionok="t" o:connecttype="custom" o:connectlocs="0,0;3453129,0;3453129,2193835;0,2193835" o:connectangles="0,0,0,0"/>
+                  <v:path o:connecttype="custom" o:connectlocs="0,0;3453129,0;3453129,2193835;0,2193835" o:connectangles="0,0,0,0" o:extrusionok="t"/>
                 </v:shape>
-                <v:group id="Group 250957030" o:spid="_x0000_s1030" style="position:absolute;left:90408;top:51054;width:7315;height:4382" coordorigin="90408,51054" coordsize="7315,4383" o:gfxdata="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">
-                  <v:group id="Group 704539922" o:spid="_x0000_s1031" style="position:absolute;left:90408;top:51054;width:7315;height:2204" coordorigin="90408,51054" coordsize="10267,3098" o:gfxdata="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">
-                    <v:shape id="Graphic 1" o:spid="_x0000_s1032" type="#_x0000_t75" style="position:absolute;left:90408;top:51054;width:2952;height:3099;visibility:visible;mso-wrap-style:square" o:gfxdata="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">
-                      <v:imagedata r:id="rId23" o:title=""/>
+                <v:group id="Group 250957030" style="position:absolute;left:90408;top:51054;width:7315;height:4382" coordsize="7315,4383" coordorigin="90408,51054" o:spid="_x0000_s1030" o:gfxdata="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">
+                  <v:group id="Group 704539922" style="position:absolute;left:90408;top:51054;width:7315;height:2204" coordsize="10267,3098" coordorigin="90408,51054" o:spid="_x0000_s1031" o:gfxdata="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">
+                    <v:shape id="Graphic 1" style="position:absolute;left:90408;top:51054;width:2952;height:3099;visibility:visible;mso-wrap-style:square" o:spid="_x0000_s1032" type="#_x0000_t75" o:gfxdata="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">
+                      <v:imagedata o:title="" r:id="rId23"/>
                     </v:shape>
-                    <v:shape id="Graphic 1" o:spid="_x0000_s1033" type="#_x0000_t75" style="position:absolute;left:94136;top:51054;width:2952;height:3099;visibility:visible;mso-wrap-style:square" o:gfxdata="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">
-                      <v:imagedata r:id="rId23" o:title=""/>
+                    <v:shape id="Graphic 1" style="position:absolute;left:94136;top:51054;width:2952;height:3099;visibility:visible;mso-wrap-style:square" o:spid="_x0000_s1033" type="#_x0000_t75" o:gfxdata="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">
+                      <v:imagedata o:title="" r:id="rId23"/>
                     </v:shape>
-                    <v:shape id="Graphic 1" o:spid="_x0000_s1034" type="#_x0000_t75" style="position:absolute;left:97723;top:51054;width:2953;height:3099;visibility:visible;mso-wrap-style:square" o:gfxdata="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">
-                      <v:imagedata r:id="rId23" o:title=""/>
+                    <v:shape id="Graphic 1" style="position:absolute;left:97723;top:51054;width:2953;height:3099;visibility:visible;mso-wrap-style:square" o:spid="_x0000_s1034" type="#_x0000_t75" o:gfxdata="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">
+                      <v:imagedata o:title="" r:id="rId23"/>
                     </v:shape>
                   </v:group>
-                  <v:group id="Group 295652821" o:spid="_x0000_s1035" style="position:absolute;left:90408;top:53235;width:7315;height:2203" coordorigin="90408,53235" coordsize="10267,3098" o:gfxdata="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">
-                    <v:shape id="Graphic 1" o:spid="_x0000_s1036" type="#_x0000_t75" style="position:absolute;left:90408;top:53235;width:2952;height:3098;visibility:visible;mso-wrap-style:square" o:gfxdata="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">
-                      <v:imagedata r:id="rId23" o:title=""/>
+                  <v:group id="Group 295652821" style="position:absolute;left:90408;top:53235;width:7315;height:2203" coordsize="10267,3098" coordorigin="90408,53235" o:spid="_x0000_s1035" o:gfxdata="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">
+                    <v:shape id="Graphic 1" style="position:absolute;left:90408;top:53235;width:2952;height:3098;visibility:visible;mso-wrap-style:square" o:spid="_x0000_s1036" type="#_x0000_t75" o:gfxdata="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">
+                      <v:imagedata o:title="" r:id="rId23"/>
                     </v:shape>
-                    <v:shape id="Graphic 1" o:spid="_x0000_s1037" type="#_x0000_t75" style="position:absolute;left:94136;top:53235;width:2952;height:3098;visibility:visible;mso-wrap-style:square" o:gfxdata="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">
-                      <v:imagedata r:id="rId23" o:title=""/>
+                    <v:shape id="Graphic 1" style="position:absolute;left:94136;top:53235;width:2952;height:3098;visibility:visible;mso-wrap-style:square" o:spid="_x0000_s1037" type="#_x0000_t75" o:gfxdata="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">
+                      <v:imagedata o:title="" r:id="rId23"/>
                     </v:shape>
-                    <v:shape id="Graphic 1" o:spid="_x0000_s1038" type="#_x0000_t75" style="position:absolute;left:97723;top:53235;width:2953;height:3098;visibility:visible;mso-wrap-style:square" o:gfxdata="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">
-                      <v:imagedata r:id="rId23" o:title=""/>
+                    <v:shape id="Graphic 1" style="position:absolute;left:97723;top:53235;width:2953;height:3098;visibility:visible;mso-wrap-style:square" o:spid="_x0000_s1038" type="#_x0000_t75" o:gfxdata="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">
+                      <v:imagedata o:title="" r:id="rId23"/>
                     </v:shape>
                   </v:group>
                 </v:group>
-                <v:shape id="Graphic 1" o:spid="_x0000_s1039" type="#_x0000_t75" style="position:absolute;left:43926;top:30480;width:15690;height:16459;visibility:visible;mso-wrap-style:square" o:gfxdata="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">
-                  <v:imagedata r:id="rId24" o:title=""/>
+                <v:shape id="Graphic 1" style="position:absolute;left:43926;top:30480;width:15690;height:16459;visibility:visible;mso-wrap-style:square" o:spid="_x0000_s1039" type="#_x0000_t75" o:gfxdata="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">
+                  <v:imagedata o:title="" r:id="rId24"/>
                 </v:shape>
-                <v:shape id="Graphic 45" o:spid="_x0000_s1040" type="#_x0000_t75" style="position:absolute;left:3349;width:42844;height:39891;visibility:visible;mso-wrap-style:square" coordsize="4284345,3989125" o:gfxdata="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" path="m,l4284345,r,3989125l,3989125,,xe">
-                  <v:imagedata r:id="rId25" o:title="" croptop="4516f"/>
+                <v:shape id="Graphic 45" style="position:absolute;left:3349;width:42844;height:39891;visibility:visible;mso-wrap-style:square" coordsize="4284345,3989125" o:spid="_x0000_s1040" type="#_x0000_t75" path="m,l4284345,r,3989125l,3989125,,xe" o:gfxdata="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">
+                  <v:imagedata croptop="4516f" o:title="" r:id="rId25"/>
                   <v:formulas/>
-                  <v:path o:extrusionok="t" o:connecttype="custom" o:connectlocs="0,0;4284345,0;4284345,3989125;0,3989125" o:connectangles="0,0,0,0"/>
+                  <v:path o:connecttype="custom" o:connectlocs="0,0;4284345,0;4284345,3989125;0,3989125" o:connectangles="0,0,0,0" o:extrusionok="t"/>
                 </v:shape>
-                <v:rect id="Rectangle 709656644" o:spid="_x0000_s1041" style="position:absolute;left:73;top:68675;width:100584;height:9337;visibility:visible;mso-wrap-style:square;v-text-anchor:middle" o:gfxdata="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" fillcolor="#8dc7cd [3204]" stroked="f" strokeweight="1pt"/>
+                <v:rect id="Rectangle 709656644" style="position:absolute;left:73;top:68675;width:100584;height:9337;visibility:visible;mso-wrap-style:square;v-text-anchor:middle" o:spid="_x0000_s1041" fillcolor="#8dc7cd [3204]" stroked="f" strokeweight="1pt" o:gfxdata="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"/>
                 <w10:anchorlock/>
               </v:group>
             </w:pict>
@@ -804,7 +804,7 @@
           <w:noProof/>
         </w:rPr>
         <w:drawing>
-          <wp:anchor distT="0" distB="0" distL="114300" distR="114300" simplePos="0" relativeHeight="251769856" behindDoc="0" locked="1" layoutInCell="1" allowOverlap="1" wp14:anchorId="237B430D" wp14:editId="44DE8193">
+          <wp:anchor distT="0" distB="0" distL="114300" distR="114300" simplePos="0" relativeHeight="251769856" behindDoc="0" locked="1" layoutInCell="1" allowOverlap="1" wp14:editId="44DE8193" wp14:anchorId="237B430D">
             <wp:simplePos x="0" y="0"/>
             <wp:positionH relativeFrom="column">
               <wp:posOffset>-228600</wp:posOffset>
@@ -874,7 +874,7 @@
           <w:noProof/>
         </w:rPr>
         <w:drawing>
-          <wp:anchor distT="0" distB="0" distL="114300" distR="114300" simplePos="0" relativeHeight="251768832" behindDoc="0" locked="1" layoutInCell="1" allowOverlap="1" wp14:anchorId="3D8499AF" wp14:editId="5BA95FF7">
+          <wp:anchor distT="0" distB="0" distL="114300" distR="114300" simplePos="0" relativeHeight="251768832" behindDoc="0" locked="1" layoutInCell="1" allowOverlap="1" wp14:editId="5BA95FF7" wp14:anchorId="3D8499AF">
             <wp:simplePos x="0" y="0"/>
             <wp:positionH relativeFrom="page">
               <wp:posOffset>8192770</wp:posOffset>
@@ -1334,7 +1334,7 @@
         <mc:AlternateContent>
           <mc:Choice Requires="wpg">
             <w:drawing>
-              <wp:anchor distT="0" distB="0" distL="114300" distR="114300" simplePos="0" relativeHeight="251771904" behindDoc="1" locked="1" layoutInCell="1" allowOverlap="1" wp14:anchorId="11E3DF18" wp14:editId="1FB6CB4F">
+              <wp:anchor distT="0" distB="0" distL="114300" distR="114300" simplePos="0" relativeHeight="251771904" behindDoc="1" locked="1" layoutInCell="1" allowOverlap="1" wp14:editId="1FB6CB4F" wp14:anchorId="11E3DF18">
                 <wp:simplePos x="0" y="0"/>
                 <wp:positionH relativeFrom="column">
                   <wp:posOffset>-228600</wp:posOffset>
@@ -2348,8 +2348,8 @@
           </mc:Choice>
           <mc:Fallback>
             <w:pict>
-              <v:group w14:anchorId="11E3DF18" id="Group 41" o:spid="_x0000_s1042" alt="&quot;&quot;" style="position:absolute;margin-left:-18pt;margin-top:-14.3pt;width:11in;height:612pt;z-index:-251544576;mso-height-relative:margin" coordsize="100584,77724" o:gfxdata="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">
-                <v:rect id="Rectangle 1455108814" o:spid="_x0000_s1043" style="position:absolute;width:100584;height:77724;visibility:visible;mso-wrap-style:square;v-text-anchor:middle" o:gfxdata="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" filled="f" stroked="f" strokeweight="1pt">
+              <v:group id="Group 41" style="position:absolute;margin-left:-18pt;margin-top:-14.3pt;width:11in;height:612pt;z-index:-251544576;mso-height-relative:margin" alt="&quot;&quot;" coordsize="100584,77724" o:spid="_x0000_s1042" o:gfxdata="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" w14:anchorId="11E3DF18">
+                <v:rect id="Rectangle 1455108814" style="position:absolute;width:100584;height:77724;visibility:visible;mso-wrap-style:square;v-text-anchor:middle" o:spid="_x0000_s1043" filled="f" stroked="f" strokeweight="1pt" o:gfxdata="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">
                   <v:textbox>
                     <w:txbxContent>
                       <w:p>
@@ -2364,71 +2364,71 @@
                     </w:txbxContent>
                   </v:textbox>
                 </v:rect>
-                <v:rect id="Rectangle 869227796" o:spid="_x0000_s1044" style="position:absolute;left:51336;width:49248;height:67233;visibility:visible;mso-wrap-style:square;v-text-anchor:middle" o:gfxdata="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" fillcolor="#8dc7cd [3204]" stroked="f" strokeweight="1pt"/>
-                <v:group id="Group 932618631" o:spid="_x0000_s1045" style="position:absolute;left:90113;top:5564;width:7315;height:4381" coordorigin="90113,5564" coordsize="7315,4383" o:gfxdata="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">
-                  <v:group id="Group 782586811" o:spid="_x0000_s1046" style="position:absolute;left:90113;top:5564;width:7315;height:2203" coordorigin="90113,5564" coordsize="10267,3098" o:gfxdata="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">
-                    <v:shape id="Graphic 1" o:spid="_x0000_s1047" type="#_x0000_t75" style="position:absolute;left:90113;top:5564;width:2952;height:3098;visibility:visible;mso-wrap-style:square" o:gfxdata="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">
-                      <v:imagedata r:id="rId24" o:title=""/>
+                <v:rect id="Rectangle 869227796" style="position:absolute;left:51336;width:49248;height:67233;visibility:visible;mso-wrap-style:square;v-text-anchor:middle" o:spid="_x0000_s1044" fillcolor="#8dc7cd [3204]" stroked="f" strokeweight="1pt" o:gfxdata="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"/>
+                <v:group id="Group 932618631" style="position:absolute;left:90113;top:5564;width:7315;height:4381" coordsize="7315,4383" coordorigin="90113,5564" o:spid="_x0000_s1045" o:gfxdata="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">
+                  <v:group id="Group 782586811" style="position:absolute;left:90113;top:5564;width:7315;height:2203" coordsize="10267,3098" coordorigin="90113,5564" o:spid="_x0000_s1046" o:gfxdata="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">
+                    <v:shape id="Graphic 1" style="position:absolute;left:90113;top:5564;width:2952;height:3098;visibility:visible;mso-wrap-style:square" o:spid="_x0000_s1047" type="#_x0000_t75" o:gfxdata="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">
+                      <v:imagedata o:title="" r:id="rId24"/>
                     </v:shape>
-                    <v:shape id="Graphic 1" o:spid="_x0000_s1048" type="#_x0000_t75" style="position:absolute;left:93841;top:5564;width:2952;height:3098;visibility:visible;mso-wrap-style:square" o:gfxdata="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">
-                      <v:imagedata r:id="rId24" o:title=""/>
+                    <v:shape id="Graphic 1" style="position:absolute;left:93841;top:5564;width:2952;height:3098;visibility:visible;mso-wrap-style:square" o:spid="_x0000_s1048" type="#_x0000_t75" o:gfxdata="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">
+                      <v:imagedata o:title="" r:id="rId24"/>
                     </v:shape>
-                    <v:shape id="Graphic 1" o:spid="_x0000_s1049" type="#_x0000_t75" style="position:absolute;left:97428;top:5564;width:2953;height:3098;visibility:visible;mso-wrap-style:square" o:gfxdata="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">
-                      <v:imagedata r:id="rId24" o:title=""/>
+                    <v:shape id="Graphic 1" style="position:absolute;left:97428;top:5564;width:2953;height:3098;visibility:visible;mso-wrap-style:square" o:spid="_x0000_s1049" type="#_x0000_t75" o:gfxdata="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